--- a/templates/busan_dj_corp.docx
+++ b/templates/busan_dj_corp.docx
@@ -38,7 +38,6 @@
         </w:rPr>
         <w:t xml:space="preserve">‘주식회사 </w:t>
       </w:r>
-      <w:proofErr w:type="spellStart"/>
       <w:r>
         <w:rPr>
           <w:rFonts w:ascii="맑은 고딕" w:eastAsia="맑은 고딕" w:hAnsi="맑은 고딕" w:hint="eastAsia"/>
@@ -46,7 +45,6 @@
         </w:rPr>
         <w:t>메이드온</w:t>
       </w:r>
-      <w:proofErr w:type="spellEnd"/>
       <w:r>
         <w:rPr>
           <w:rFonts w:ascii="맑은 고딕" w:eastAsia="맑은 고딕" w:hAnsi="맑은 고딕"/>
@@ -186,23 +184,7 @@
           <w:rFonts w:ascii="맑은 고딕" w:eastAsia="맑은 고딕" w:hAnsi="맑은 고딕"/>
           <w:color w:val="000000" w:themeColor="text1"/>
         </w:rPr>
-        <w:t>라 한다)’</w:t>
-      </w:r>
-      <w:proofErr w:type="spellStart"/>
-      <w:r>
-        <w:rPr>
-          <w:rFonts w:ascii="맑은 고딕" w:eastAsia="맑은 고딕" w:hAnsi="맑은 고딕"/>
-          <w:color w:val="000000" w:themeColor="text1"/>
-        </w:rPr>
-        <w:t>에</w:t>
-      </w:r>
-      <w:proofErr w:type="spellEnd"/>
-      <w:r>
-        <w:rPr>
-          <w:rFonts w:ascii="맑은 고딕" w:eastAsia="맑은 고딕" w:hAnsi="맑은 고딕"/>
-          <w:color w:val="000000" w:themeColor="text1"/>
-        </w:rPr>
-        <w:t xml:space="preserve"> 출연함에 있어 다음과 같이 출연계약(이하 ‘본 계약’이라 한다)을 체결한다.</w:t>
+        <w:t>라 한다)’에 출연함에 있어 다음과 같이 출연계약(이하 ‘본 계약’이라 한다)을 체결한다.</w:t>
       </w:r>
     </w:p>
     <w:p>
@@ -321,21 +303,12 @@
           <w:color w:val="000000" w:themeColor="text1"/>
         </w:rPr>
       </w:pPr>
-      <w:proofErr w:type="spellStart"/>
-      <w:r>
-        <w:rPr>
-          <w:rFonts w:ascii="맑은 고딕" w:eastAsia="맑은 고딕" w:hAnsi="맑은 고딕"/>
-          <w:color w:val="000000" w:themeColor="text1"/>
-        </w:rPr>
-        <w:t>행사명</w:t>
-      </w:r>
-      <w:proofErr w:type="spellEnd"/>
-      <w:r>
-        <w:rPr>
-          <w:rFonts w:ascii="맑은 고딕" w:eastAsia="맑은 고딕" w:hAnsi="맑은 고딕"/>
-          <w:color w:val="000000" w:themeColor="text1"/>
-        </w:rPr>
-        <w:t xml:space="preserve"> : WATERBOMB </w:t>
+      <w:r>
+        <w:rPr>
+          <w:rFonts w:ascii="맑은 고딕" w:eastAsia="맑은 고딕" w:hAnsi="맑은 고딕"/>
+          <w:color w:val="000000" w:themeColor="text1"/>
+        </w:rPr>
+        <w:t xml:space="preserve">행사명 : WATERBOMB </w:t>
       </w:r>
       <w:r>
         <w:rPr>
@@ -899,7 +872,15 @@
                 <w:sz w:val="18"/>
                 <w:szCs w:val="18"/>
               </w:rPr>
-              <w:t xml:space="preserve">계약금 </w:t>
+              <w:t>출연료</w:t>
+            </w:r>
+            <w:r>
+              <w:rPr>
+                <w:rFonts w:ascii="맑은 고딕" w:eastAsia="맑은 고딕" w:hAnsi="맑은 고딕" w:cs="맑은 고딕" w:hint="eastAsia"/>
+                <w:sz w:val="18"/>
+                <w:szCs w:val="18"/>
+              </w:rPr>
+              <w:t xml:space="preserve"> </w:t>
             </w:r>
             <w:r>
               <w:rPr>
@@ -989,196 +970,6 @@
                 <w:szCs w:val="18"/>
               </w:rPr>
               <w:t>0000</w:t>
-            </w:r>
-            <w:r>
-              <w:rPr>
-                <w:rFonts w:ascii="맑은 고딕" w:eastAsia="맑은 고딕" w:hAnsi="맑은 고딕" w:cs="맑은 고딕" w:hint="eastAsia"/>
-                <w:sz w:val="18"/>
-                <w:szCs w:val="18"/>
-              </w:rPr>
-              <w:t>만</w:t>
-            </w:r>
-            <w:r>
-              <w:rPr>
-                <w:rFonts w:ascii="맑은 고딕" w:eastAsia="맑은 고딕" w:hAnsi="맑은 고딕" w:cs="맑은 고딕" w:hint="eastAsia"/>
-                <w:sz w:val="18"/>
-                <w:szCs w:val="18"/>
-              </w:rPr>
-              <w:t>원)</w:t>
-            </w:r>
-          </w:p>
-        </w:tc>
-        <w:tc>
-          <w:tcPr>
-            <w:tcW w:w="2608" w:type="dxa"/>
-            <w:vAlign w:val="center"/>
-          </w:tcPr>
-          <w:p>
-            <w:pPr>
-              <w:spacing w:after="0"/>
-              <w:jc w:val="center"/>
-              <w:rPr>
-                <w:rFonts w:ascii="맑은 고딕" w:eastAsia="맑은 고딕" w:hAnsi="맑은 고딕" w:cs="맑은 고딕"/>
-                <w:sz w:val="18"/>
-                <w:szCs w:val="18"/>
-              </w:rPr>
-            </w:pPr>
-            <w:r>
-              <w:rPr>
-                <w:rFonts w:ascii="맑은 고딕" w:eastAsia="맑은 고딕" w:hAnsi="맑은 고딕" w:cs="맑은 고딕" w:hint="eastAsia"/>
-                <w:sz w:val="18"/>
-                <w:szCs w:val="18"/>
-              </w:rPr>
-              <w:t>계약 후 2주 내 지급</w:t>
-            </w:r>
-          </w:p>
-        </w:tc>
-        <w:tc>
-          <w:tcPr>
-            <w:tcW w:w="1928" w:type="dxa"/>
-            <w:vAlign w:val="center"/>
-          </w:tcPr>
-          <w:p>
-            <w:pPr>
-              <w:spacing w:after="0"/>
-              <w:jc w:val="center"/>
-              <w:rPr>
-                <w:rFonts w:ascii="맑은 고딕" w:eastAsia="맑은 고딕" w:hAnsi="맑은 고딕" w:cs="맑은 고딕"/>
-                <w:sz w:val="18"/>
-                <w:szCs w:val="18"/>
-              </w:rPr>
-            </w:pPr>
-            <w:r>
-              <w:rPr>
-                <w:rFonts w:ascii="맑은 고딕" w:eastAsia="맑은 고딕" w:hAnsi="맑은 고딕" w:cs="맑은 고딕" w:hint="eastAsia"/>
-                <w:sz w:val="18"/>
-                <w:szCs w:val="18"/>
-              </w:rPr>
-              <w:t>전체 금액의 50%</w:t>
-            </w:r>
-          </w:p>
-        </w:tc>
-      </w:tr>
-      <w:tr>
-        <w:tc>
-          <w:tcPr>
-            <w:tcW w:w="1418" w:type="dxa"/>
-            <w:vAlign w:val="center"/>
-          </w:tcPr>
-          <w:p>
-            <w:pPr>
-              <w:spacing w:after="0"/>
-              <w:jc w:val="center"/>
-              <w:rPr>
-                <w:rFonts w:ascii="맑은 고딕" w:eastAsia="맑은 고딕" w:hAnsi="맑은 고딕" w:cs="맑은 고딕"/>
-                <w:sz w:val="18"/>
-                <w:szCs w:val="18"/>
-              </w:rPr>
-            </w:pPr>
-            <w:r>
-              <w:rPr>
-                <w:rFonts w:ascii="맑은 고딕" w:eastAsia="맑은 고딕" w:hAnsi="맑은 고딕" w:cs="맑은 고딕" w:hint="eastAsia"/>
-                <w:sz w:val="18"/>
-                <w:szCs w:val="18"/>
-              </w:rPr>
-              <w:t xml:space="preserve">잔금 </w:t>
-            </w:r>
-            <w:r>
-              <w:rPr>
-                <w:rFonts w:ascii="맑은 고딕" w:eastAsia="맑은 고딕" w:hAnsi="맑은 고딕" w:cs="맑은 고딕"/>
-                <w:sz w:val="18"/>
-                <w:szCs w:val="18"/>
-              </w:rPr>
-              <w:br/>
-            </w:r>
-            <w:r>
-              <w:rPr>
-                <w:rFonts w:ascii="맑은 고딕" w:eastAsia="맑은 고딕" w:hAnsi="맑은 고딕" w:cs="맑은 고딕" w:hint="eastAsia"/>
-                <w:sz w:val="18"/>
-                <w:szCs w:val="18"/>
-              </w:rPr>
-              <w:t>지급일</w:t>
-            </w:r>
-          </w:p>
-        </w:tc>
-        <w:tc>
-          <w:tcPr>
-            <w:tcW w:w="2693" w:type="dxa"/>
-            <w:vAlign w:val="center"/>
-          </w:tcPr>
-          <w:p>
-            <w:pPr>
-              <w:spacing w:after="0"/>
-              <w:jc w:val="center"/>
-              <w:rPr>
-                <w:rFonts w:ascii="맑은 고딕" w:eastAsia="맑은 고딕" w:hAnsi="맑은 고딕" w:cs="맑은 고딕"/>
-                <w:sz w:val="18"/>
-                <w:szCs w:val="18"/>
-              </w:rPr>
-            </w:pPr>
-            <w:r>
-              <w:rPr>
-                <w:rFonts w:ascii="맑은 고딕" w:eastAsia="맑은 고딕" w:hAnsi="맑은 고딕" w:cs="맑은 고딕"/>
-                <w:sz w:val="18"/>
-                <w:szCs w:val="18"/>
-              </w:rPr>
-              <w:t>00</w:t>
-            </w:r>
-            <w:r>
-              <w:rPr>
-                <w:rFonts w:ascii="맑은 고딕" w:eastAsia="맑은 고딕" w:hAnsi="맑은 고딕" w:cs="맑은 고딕" w:hint="eastAsia"/>
-                <w:sz w:val="18"/>
-                <w:szCs w:val="18"/>
-              </w:rPr>
-              <w:t>,</w:t>
-            </w:r>
-            <w:r>
-              <w:rPr>
-                <w:rFonts w:ascii="맑은 고딕" w:eastAsia="맑은 고딕" w:hAnsi="맑은 고딕" w:cs="맑은 고딕"/>
-                <w:sz w:val="18"/>
-                <w:szCs w:val="18"/>
-              </w:rPr>
-              <w:t>0</w:t>
-            </w:r>
-            <w:r>
-              <w:rPr>
-                <w:rFonts w:ascii="맑은 고딕" w:eastAsia="맑은 고딕" w:hAnsi="맑은 고딕" w:cs="맑은 고딕" w:hint="eastAsia"/>
-                <w:sz w:val="18"/>
-                <w:szCs w:val="18"/>
-              </w:rPr>
-              <w:t xml:space="preserve">00,000원 </w:t>
-            </w:r>
-            <w:r>
-              <w:rPr>
-                <w:rFonts w:ascii="맑은 고딕" w:eastAsia="맑은 고딕" w:hAnsi="맑은 고딕" w:cs="맑은 고딕"/>
-                <w:sz w:val="18"/>
-                <w:szCs w:val="18"/>
-              </w:rPr>
-              <w:br/>
-            </w:r>
-            <w:r>
-              <w:rPr>
-                <w:rFonts w:ascii="맑은 고딕" w:eastAsia="맑은 고딕" w:hAnsi="맑은 고딕" w:cs="맑은 고딕" w:hint="eastAsia"/>
-                <w:sz w:val="18"/>
-                <w:szCs w:val="18"/>
-              </w:rPr>
-              <w:t xml:space="preserve">(금 </w:t>
-            </w:r>
-            <w:r>
-              <w:rPr>
-                <w:rFonts w:ascii="맑은 고딕" w:eastAsia="맑은 고딕" w:hAnsi="맑은 고딕" w:cs="맑은 고딕"/>
-                <w:sz w:val="18"/>
-                <w:szCs w:val="18"/>
-              </w:rPr>
-              <w:t>0000</w:t>
-            </w:r>
-            <w:r>
-              <w:rPr>
-                <w:rFonts w:ascii="맑은 고딕" w:eastAsia="맑은 고딕" w:hAnsi="맑은 고딕" w:cs="맑은 고딕" w:hint="eastAsia"/>
-                <w:sz w:val="18"/>
-                <w:szCs w:val="18"/>
-              </w:rPr>
-              <w:t>만</w:t>
             </w:r>
             <w:r>
               <w:rPr>
@@ -1303,7 +1094,23 @@
                 <w:sz w:val="18"/>
                 <w:szCs w:val="18"/>
               </w:rPr>
-              <w:t>전체 금액의 50%</w:t>
+              <w:t xml:space="preserve">전체 금액의 </w:t>
+            </w:r>
+            <w:r>
+              <w:rPr>
+                <w:rFonts w:ascii="맑은 고딕" w:eastAsia="맑은 고딕" w:hAnsi="맑은 고딕" w:cs="맑은 고딕" w:hint="eastAsia"/>
+                <w:sz w:val="18"/>
+                <w:szCs w:val="18"/>
+              </w:rPr>
+              <w:t>10</w:t>
+            </w:r>
+            <w:r>
+              <w:rPr>
+                <w:rFonts w:ascii="맑은 고딕" w:eastAsia="맑은 고딕" w:hAnsi="맑은 고딕" w:cs="맑은 고딕" w:hint="eastAsia"/>
+                <w:sz w:val="18"/>
+                <w:szCs w:val="18"/>
+              </w:rPr>
+              <w:t>0%</w:t>
             </w:r>
           </w:p>
         </w:tc>
@@ -1395,31 +1202,7 @@
                 <w:sz w:val="18"/>
                 <w:szCs w:val="18"/>
               </w:rPr>
-              <w:t xml:space="preserve">(일금 </w:t>
-            </w:r>
-            <w:r>
-              <w:rPr>
-                <w:rFonts w:ascii="맑은 고딕" w:eastAsia="맑은 고딕" w:hAnsi="맑은 고딕" w:cs="맑은 고딕" w:hint="eastAsia"/>
-                <w:sz w:val="18"/>
-                <w:szCs w:val="18"/>
-              </w:rPr>
-              <w:t>백</w:t>
-            </w:r>
-            <w:r>
-              <w:rPr>
-                <w:rFonts w:ascii="맑은 고딕" w:eastAsia="맑은 고딕" w:hAnsi="맑은 고딕" w:cs="맑은 고딕" w:hint="eastAsia"/>
-                <w:sz w:val="18"/>
-                <w:szCs w:val="18"/>
-              </w:rPr>
-              <w:t>만</w:t>
-            </w:r>
-            <w:r>
-              <w:rPr>
-                <w:rFonts w:ascii="맑은 고딕" w:eastAsia="맑은 고딕" w:hAnsi="맑은 고딕" w:cs="맑은 고딕" w:hint="eastAsia"/>
-                <w:sz w:val="18"/>
-                <w:szCs w:val="18"/>
-              </w:rPr>
-              <w:t>원)</w:t>
+              <w:t>(일금 원)</w:t>
             </w:r>
           </w:p>
         </w:tc>
@@ -1499,7 +1282,6 @@
                 <w:szCs w:val="18"/>
               </w:rPr>
             </w:pPr>
-            <w:proofErr w:type="spellStart"/>
             <w:r>
               <w:rPr>
                 <w:rFonts w:ascii="맑은 고딕" w:eastAsia="맑은 고딕" w:hAnsi="맑은 고딕" w:cs="맑은 고딕"/>
@@ -1507,17 +1289,7 @@
                 <w:sz w:val="18"/>
                 <w:szCs w:val="18"/>
               </w:rPr>
-              <w:t>은행명</w:t>
-            </w:r>
-            <w:proofErr w:type="spellEnd"/>
-            <w:r>
-              <w:rPr>
-                <w:rFonts w:ascii="맑은 고딕" w:eastAsia="맑은 고딕" w:hAnsi="맑은 고딕" w:cs="맑은 고딕"/>
-                <w:bCs/>
-                <w:sz w:val="18"/>
-                <w:szCs w:val="18"/>
-              </w:rPr>
-              <w:t xml:space="preserve"> : </w:t>
+              <w:t xml:space="preserve">은행명 : </w:t>
             </w:r>
           </w:p>
           <w:p>
@@ -1624,25 +1396,7 @@
           <w:bCs/>
           <w:color w:val="000000" w:themeColor="text1"/>
         </w:rPr>
-        <w:t xml:space="preserve">‘을’은 본 계약에 언급된 출연료 외에 어떠한 </w:t>
-      </w:r>
-      <w:proofErr w:type="spellStart"/>
-      <w:r>
-        <w:rPr>
-          <w:rFonts w:ascii="맑은 고딕" w:eastAsia="맑은 고딕" w:hAnsi="맑은 고딕"/>
-          <w:bCs/>
-          <w:color w:val="000000" w:themeColor="text1"/>
-        </w:rPr>
-        <w:t>금원도</w:t>
-      </w:r>
-      <w:proofErr w:type="spellEnd"/>
-      <w:r>
-        <w:rPr>
-          <w:rFonts w:ascii="맑은 고딕" w:eastAsia="맑은 고딕" w:hAnsi="맑은 고딕"/>
-          <w:bCs/>
-          <w:color w:val="000000" w:themeColor="text1"/>
-        </w:rPr>
-        <w:t xml:space="preserve"> 추가로 요구하지 않는다.</w:t>
+        <w:t>‘을’은 본 계약에 언급된 출연료 외에 어떠한 금원도 추가로 요구하지 않는다.</w:t>
       </w:r>
     </w:p>
     <w:p>
@@ -1739,7 +1493,6 @@
           <w:b/>
           <w:color w:val="000000" w:themeColor="text1"/>
         </w:rPr>
-        <w:lastRenderedPageBreak/>
         <w:t xml:space="preserve">제 </w:t>
       </w:r>
       <w:r>
@@ -1779,6 +1532,7 @@
           <w:bCs/>
           <w:color w:val="000000" w:themeColor="text1"/>
         </w:rPr>
+        <w:lastRenderedPageBreak/>
         <w:t>‘</w:t>
       </w:r>
       <w:r>
@@ -2497,7 +2251,6 @@
         </w:rPr>
         <w:t>)</w:t>
       </w:r>
-      <w:proofErr w:type="spellStart"/>
       <w:r>
         <w:rPr>
           <w:rFonts w:ascii="맑은 고딕" w:eastAsia="맑은 고딕" w:hAnsi="맑은 고딕"/>
@@ -2506,7 +2259,6 @@
         </w:rPr>
         <w:t>에</w:t>
       </w:r>
-      <w:proofErr w:type="spellEnd"/>
       <w:r>
         <w:rPr>
           <w:rFonts w:ascii="맑은 고딕" w:eastAsia="맑은 고딕" w:hAnsi="맑은 고딕" w:hint="eastAsia"/>
@@ -2617,25 +2369,7 @@
           <w:bCs/>
           <w:color w:val="000000" w:themeColor="text1"/>
         </w:rPr>
-        <w:t>포함)</w:t>
-      </w:r>
-      <w:proofErr w:type="spellStart"/>
-      <w:r>
-        <w:rPr>
-          <w:rFonts w:ascii="맑은 고딕" w:eastAsia="맑은 고딕" w:hAnsi="맑은 고딕"/>
-          <w:bCs/>
-          <w:color w:val="000000" w:themeColor="text1"/>
-        </w:rPr>
-        <w:t>에</w:t>
-      </w:r>
-      <w:proofErr w:type="spellEnd"/>
-      <w:r>
-        <w:rPr>
-          <w:rFonts w:ascii="맑은 고딕" w:eastAsia="맑은 고딕" w:hAnsi="맑은 고딕"/>
-          <w:bCs/>
-          <w:color w:val="000000" w:themeColor="text1"/>
-        </w:rPr>
-        <w:t xml:space="preserve"> 출연할 수 없다. </w:t>
+        <w:t xml:space="preserve">포함)에 출연할 수 없다. </w:t>
       </w:r>
     </w:p>
     <w:p>
@@ -2732,7 +2466,6 @@
         </w:rPr>
         <w:t xml:space="preserve"> </w:t>
       </w:r>
-      <w:proofErr w:type="spellStart"/>
       <w:r>
         <w:rPr>
           <w:rFonts w:ascii="맑은 고딕" w:eastAsia="맑은 고딕" w:hAnsi="맑은 고딕" w:hint="eastAsia"/>
@@ -2741,7 +2474,6 @@
         </w:rPr>
         <w:t>틱톡</w:t>
       </w:r>
-      <w:proofErr w:type="spellEnd"/>
       <w:r>
         <w:rPr>
           <w:rFonts w:ascii="맑은 고딕" w:eastAsia="맑은 고딕" w:hAnsi="맑은 고딕"/>
@@ -2800,17 +2532,8 @@
           <w:rFonts w:ascii="맑은 고딕" w:eastAsia="맑은 고딕" w:hAnsi="맑은 고딕" w:hint="eastAsia"/>
           <w:color w:val="000000" w:themeColor="text1"/>
         </w:rPr>
-        <w:t xml:space="preserve">갑이 제공한 </w:t>
-      </w:r>
-      <w:proofErr w:type="spellStart"/>
-      <w:r>
-        <w:rPr>
-          <w:rFonts w:ascii="맑은 고딕" w:eastAsia="맑은 고딕" w:hAnsi="맑은 고딕" w:hint="eastAsia"/>
-          <w:color w:val="000000" w:themeColor="text1"/>
-        </w:rPr>
-        <w:t>머천다이즈</w:t>
-      </w:r>
-      <w:proofErr w:type="spellEnd"/>
+        <w:t>갑이 제공한 머천다이즈</w:t>
+      </w:r>
       <w:r>
         <w:rPr>
           <w:rFonts w:ascii="맑은 고딕" w:eastAsia="맑은 고딕" w:hAnsi="맑은 고딕"/>
@@ -3040,7 +2763,6 @@
         </w:rPr>
         <w:t xml:space="preserve"> </w:t>
       </w:r>
-      <w:proofErr w:type="spellStart"/>
       <w:r>
         <w:rPr>
           <w:rFonts w:ascii="맑은 고딕" w:eastAsia="맑은 고딕" w:hAnsi="맑은 고딕" w:hint="eastAsia"/>
@@ -3049,7 +2771,6 @@
         </w:rPr>
         <w:t>틱톡</w:t>
       </w:r>
-      <w:proofErr w:type="spellEnd"/>
       <w:r>
         <w:rPr>
           <w:rFonts w:ascii="맑은 고딕" w:eastAsia="맑은 고딕" w:hAnsi="맑은 고딕"/>
@@ -3103,7 +2824,6 @@
           <w:bCs/>
           <w:color w:val="000000" w:themeColor="text1"/>
         </w:rPr>
-        <w:lastRenderedPageBreak/>
         <w:t>‘을’은 페스티벌 광고 홍보 매체에 소속 ‘아티스트’의 초상, 성명에 대한 사용권을 ‘갑’ 에게 부여하며, ‘을’은 페스티벌 광고, 홍보</w:t>
       </w:r>
       <w:r>
@@ -3143,6 +2863,7 @@
           <w:bCs/>
           <w:color w:val="000000" w:themeColor="text1"/>
         </w:rPr>
+        <w:lastRenderedPageBreak/>
         <w:t xml:space="preserve">‘을’은 본 </w:t>
       </w:r>
       <w:r>
@@ -3209,23 +2930,13 @@
         </w:rPr>
         <w:t>의 공식 페이지(인스타그램 및 X 포함)</w:t>
       </w:r>
-      <w:proofErr w:type="spellStart"/>
-      <w:r>
-        <w:rPr>
-          <w:rFonts w:ascii="맑은 고딕" w:eastAsia="맑은 고딕" w:hAnsi="맑은 고딕"/>
-          <w:bCs/>
-          <w:color w:val="000000" w:themeColor="text1"/>
-        </w:rPr>
-        <w:t>를</w:t>
-      </w:r>
-      <w:proofErr w:type="spellEnd"/>
-      <w:r>
-        <w:rPr>
-          <w:rFonts w:ascii="맑은 고딕" w:eastAsia="맑은 고딕" w:hAnsi="맑은 고딕"/>
-          <w:bCs/>
-          <w:color w:val="000000" w:themeColor="text1"/>
-        </w:rPr>
-        <w:t xml:space="preserve"> 활용하여 홍보하는 데 </w:t>
+      <w:r>
+        <w:rPr>
+          <w:rFonts w:ascii="맑은 고딕" w:eastAsia="맑은 고딕" w:hAnsi="맑은 고딕"/>
+          <w:bCs/>
+          <w:color w:val="000000" w:themeColor="text1"/>
+        </w:rPr>
+        <w:t xml:space="preserve">를 활용하여 홍보하는 데 </w:t>
       </w:r>
       <w:r>
         <w:rPr>
@@ -3353,7 +3064,6 @@
         </w:rPr>
         <w:t xml:space="preserve"> </w:t>
       </w:r>
-      <w:proofErr w:type="spellStart"/>
       <w:r>
         <w:rPr>
           <w:rFonts w:ascii="맑은 고딕" w:eastAsia="맑은 고딕" w:hAnsi="맑은 고딕" w:hint="eastAsia"/>
@@ -3362,7 +3072,6 @@
         </w:rPr>
         <w:t>워터밤</w:t>
       </w:r>
-      <w:proofErr w:type="spellEnd"/>
       <w:r>
         <w:rPr>
           <w:rFonts w:ascii="맑은 고딕" w:eastAsia="맑은 고딕" w:hAnsi="맑은 고딕"/>
@@ -3739,7 +3448,6 @@
         </w:rPr>
         <w:t>)</w:t>
       </w:r>
-      <w:proofErr w:type="spellStart"/>
       <w:r>
         <w:rPr>
           <w:rFonts w:ascii="맑은 고딕" w:eastAsia="맑은 고딕" w:hAnsi="맑은 고딕" w:hint="eastAsia"/>
@@ -3748,7 +3456,6 @@
         </w:rPr>
         <w:t>를</w:t>
       </w:r>
-      <w:proofErr w:type="spellEnd"/>
       <w:r>
         <w:rPr>
           <w:rFonts w:ascii="맑은 고딕" w:eastAsia="맑은 고딕" w:hAnsi="맑은 고딕"/>
@@ -4321,23 +4028,13 @@
         </w:rPr>
         <w:t>(유튜브)</w:t>
       </w:r>
-      <w:proofErr w:type="spellStart"/>
-      <w:r>
-        <w:rPr>
-          <w:rFonts w:ascii="맑은 고딕" w:eastAsia="맑은 고딕" w:hAnsi="맑은 고딕"/>
-          <w:bCs/>
-          <w:color w:val="000000" w:themeColor="text1"/>
-        </w:rPr>
-        <w:t>에</w:t>
-      </w:r>
-      <w:proofErr w:type="spellEnd"/>
-      <w:r>
-        <w:rPr>
-          <w:rFonts w:ascii="맑은 고딕" w:eastAsia="맑은 고딕" w:hAnsi="맑은 고딕"/>
-          <w:bCs/>
-          <w:color w:val="000000" w:themeColor="text1"/>
-        </w:rPr>
-        <w:t xml:space="preserve"> 업로드할 수 있다.</w:t>
+      <w:r>
+        <w:rPr>
+          <w:rFonts w:ascii="맑은 고딕" w:eastAsia="맑은 고딕" w:hAnsi="맑은 고딕"/>
+          <w:bCs/>
+          <w:color w:val="000000" w:themeColor="text1"/>
+        </w:rPr>
+        <w:t>에 업로드할 수 있다.</w:t>
       </w:r>
     </w:p>
     <w:p>
@@ -4414,25 +4111,7 @@
           <w:bCs/>
           <w:color w:val="000000" w:themeColor="text1"/>
         </w:rPr>
-        <w:t xml:space="preserve">본 조에 따른 영상 제작 및 재가공과 관련하여, ‘갑’은 ‘을’에게 별도의 초상권 사용료나 저작권료 등 명칭 여하를 불문한 </w:t>
-      </w:r>
-      <w:proofErr w:type="spellStart"/>
-      <w:r>
-        <w:rPr>
-          <w:rFonts w:ascii="맑은 고딕" w:eastAsia="맑은 고딕" w:hAnsi="맑은 고딕"/>
-          <w:bCs/>
-          <w:color w:val="000000" w:themeColor="text1"/>
-        </w:rPr>
-        <w:t>금원을</w:t>
-      </w:r>
-      <w:proofErr w:type="spellEnd"/>
-      <w:r>
-        <w:rPr>
-          <w:rFonts w:ascii="맑은 고딕" w:eastAsia="맑은 고딕" w:hAnsi="맑은 고딕"/>
-          <w:bCs/>
-          <w:color w:val="000000" w:themeColor="text1"/>
-        </w:rPr>
-        <w:t xml:space="preserve"> 지급할 의무를 지지 않는다.</w:t>
+        <w:t>본 조에 따른 영상 제작 및 재가공과 관련하여, ‘갑’은 ‘을’에게 별도의 초상권 사용료나 저작권료 등 명칭 여하를 불문한 금원을 지급할 의무를 지지 않는다.</w:t>
       </w:r>
     </w:p>
     <w:p>
@@ -4546,25 +4225,7 @@
           <w:b/>
           <w:color w:val="000000" w:themeColor="text1"/>
         </w:rPr>
-        <w:t>조(</w:t>
-      </w:r>
-      <w:proofErr w:type="spellStart"/>
-      <w:r>
-        <w:rPr>
-          <w:rFonts w:ascii="맑은 고딕" w:eastAsia="맑은 고딕" w:hAnsi="맑은 고딕" w:hint="eastAsia"/>
-          <w:b/>
-          <w:color w:val="000000" w:themeColor="text1"/>
-        </w:rPr>
-        <w:t>머천다이즈</w:t>
-      </w:r>
-      <w:proofErr w:type="spellEnd"/>
-      <w:r>
-        <w:rPr>
-          <w:rFonts w:ascii="맑은 고딕" w:eastAsia="맑은 고딕" w:hAnsi="맑은 고딕" w:hint="eastAsia"/>
-          <w:b/>
-          <w:color w:val="000000" w:themeColor="text1"/>
-        </w:rPr>
-        <w:t>)</w:t>
+        <w:t>조(머천다이즈)</w:t>
       </w:r>
     </w:p>
     <w:p>
@@ -4600,39 +4261,7 @@
           <w:rFonts w:ascii="맑은 고딕" w:eastAsia="맑은 고딕" w:hAnsi="맑은 고딕"/>
           <w:color w:val="000000" w:themeColor="text1"/>
         </w:rPr>
-        <w:t xml:space="preserve">로고 등을 활용한 오피셜 </w:t>
-      </w:r>
-      <w:proofErr w:type="spellStart"/>
-      <w:r>
-        <w:rPr>
-          <w:rFonts w:ascii="맑은 고딕" w:eastAsia="맑은 고딕" w:hAnsi="맑은 고딕"/>
-          <w:color w:val="000000" w:themeColor="text1"/>
-        </w:rPr>
-        <w:t>머천다이즈</w:t>
-      </w:r>
-      <w:proofErr w:type="spellEnd"/>
-      <w:r>
-        <w:rPr>
-          <w:rFonts w:ascii="맑은 고딕" w:eastAsia="맑은 고딕" w:hAnsi="맑은 고딕"/>
-          <w:color w:val="000000" w:themeColor="text1"/>
-        </w:rPr>
-        <w:t>(라인업 티셔츠)</w:t>
-      </w:r>
-      <w:proofErr w:type="spellStart"/>
-      <w:r>
-        <w:rPr>
-          <w:rFonts w:ascii="맑은 고딕" w:eastAsia="맑은 고딕" w:hAnsi="맑은 고딕"/>
-          <w:color w:val="000000" w:themeColor="text1"/>
-        </w:rPr>
-        <w:t>를</w:t>
-      </w:r>
-      <w:proofErr w:type="spellEnd"/>
-      <w:r>
-        <w:rPr>
-          <w:rFonts w:ascii="맑은 고딕" w:eastAsia="맑은 고딕" w:hAnsi="맑은 고딕"/>
-          <w:color w:val="000000" w:themeColor="text1"/>
-        </w:rPr>
-        <w:t xml:space="preserve"> 제작 및 판매할 수 있다.</w:t>
+        <w:t>로고 등을 활용한 오피셜 머천다이즈(라인업 티셔츠)를 제작 및 판매할 수 있다.</w:t>
       </w:r>
     </w:p>
     <w:p>
@@ -4650,21 +4279,12 @@
           <w:color w:val="000000" w:themeColor="text1"/>
         </w:rPr>
       </w:pPr>
-      <w:proofErr w:type="spellStart"/>
-      <w:r>
-        <w:rPr>
-          <w:rFonts w:ascii="맑은 고딕" w:eastAsia="맑은 고딕" w:hAnsi="맑은 고딕"/>
-          <w:color w:val="000000" w:themeColor="text1"/>
-        </w:rPr>
-        <w:t>머천다이즈의</w:t>
-      </w:r>
-      <w:proofErr w:type="spellEnd"/>
-      <w:r>
-        <w:rPr>
-          <w:rFonts w:ascii="맑은 고딕" w:eastAsia="맑은 고딕" w:hAnsi="맑은 고딕"/>
-          <w:color w:val="000000" w:themeColor="text1"/>
-        </w:rPr>
-        <w:t xml:space="preserve"> 기획, 제작 및 유통에 소요되는 일체의 비용은 ‘갑’이 부담하며, 이로부터 발생한 매출 수익 전액은 ‘갑’의 소유로 한다.</w:t>
+      <w:r>
+        <w:rPr>
+          <w:rFonts w:ascii="맑은 고딕" w:eastAsia="맑은 고딕" w:hAnsi="맑은 고딕"/>
+          <w:color w:val="000000" w:themeColor="text1"/>
+        </w:rPr>
+        <w:t>머천다이즈의 기획, 제작 및 유통에 소요되는 일체의 비용은 ‘갑’이 부담하며, 이로부터 발생한 매출 수익 전액은 ‘갑’의 소유로 한다.</w:t>
       </w:r>
       <w:r>
         <w:rPr>
@@ -4678,23 +4298,7 @@
           <w:rFonts w:ascii="맑은 고딕" w:eastAsia="맑은 고딕" w:hAnsi="맑은 고딕"/>
           <w:color w:val="000000" w:themeColor="text1"/>
         </w:rPr>
-        <w:t xml:space="preserve">‘을’은 명칭 여하를 불문하고 본 조와 관련한 어떠한 </w:t>
-      </w:r>
-      <w:proofErr w:type="spellStart"/>
-      <w:r>
-        <w:rPr>
-          <w:rFonts w:ascii="맑은 고딕" w:eastAsia="맑은 고딕" w:hAnsi="맑은 고딕"/>
-          <w:color w:val="000000" w:themeColor="text1"/>
-        </w:rPr>
-        <w:t>금원도</w:t>
-      </w:r>
-      <w:proofErr w:type="spellEnd"/>
-      <w:r>
-        <w:rPr>
-          <w:rFonts w:ascii="맑은 고딕" w:eastAsia="맑은 고딕" w:hAnsi="맑은 고딕"/>
-          <w:color w:val="000000" w:themeColor="text1"/>
-        </w:rPr>
-        <w:t xml:space="preserve"> 청구할 수 없다.</w:t>
+        <w:t>‘을’은 명칭 여하를 불문하고 본 조와 관련한 어떠한 금원도 청구할 수 없다.</w:t>
       </w:r>
     </w:p>
     <w:p>
@@ -4840,7 +4444,6 @@
           <w:szCs w:val="22"/>
           <w:bdr w:val="none" w:sz="0" w:space="0" w:color="auto"/>
         </w:rPr>
-        <w:lastRenderedPageBreak/>
         <w:t>정당한 이유 없이 본 계약의 사항들을 ‘을’이 위반했을 때에는</w:t>
       </w:r>
       <w:r>
@@ -4926,6 +4529,7 @@
           <w:szCs w:val="22"/>
           <w:bdr w:val="none" w:sz="0" w:space="0" w:color="auto"/>
         </w:rPr>
+        <w:lastRenderedPageBreak/>
         <w:t>불가항력의 사유 이외에 ‘갑’의 귀책사유로 본 행사가 연기 될 경우 ‘을’은 조정 된 일시에 출연할 수 있도록 최대한 협조하되 출연이 불가능할 경우에도 지급받은 출연료를 반환 할 의무가 없다.</w:t>
       </w:r>
     </w:p>
@@ -5281,7 +4885,6 @@
           <w:bCs/>
         </w:rPr>
       </w:pPr>
-      <w:proofErr w:type="spellStart"/>
       <w:r>
         <w:rPr>
           <w:rFonts w:ascii="맑은 고딕" w:eastAsia="맑은 고딕" w:hAnsi="맑은 고딕" w:hint="eastAsia"/>
@@ -5289,7 +4892,6 @@
         </w:rPr>
         <w:t>법인명</w:t>
       </w:r>
-      <w:proofErr w:type="spellEnd"/>
       <w:r>
         <w:rPr>
           <w:rFonts w:ascii="맑은 고딕" w:eastAsia="맑은 고딕" w:hAnsi="맑은 고딕"/>
@@ -5304,7 +4906,6 @@
         </w:rPr>
         <w:t xml:space="preserve">주식회사 </w:t>
       </w:r>
-      <w:proofErr w:type="spellStart"/>
       <w:r>
         <w:rPr>
           <w:rFonts w:ascii="맑은 고딕" w:eastAsia="맑은 고딕" w:hAnsi="맑은 고딕" w:hint="eastAsia"/>
@@ -5312,7 +4913,6 @@
         </w:rPr>
         <w:t>메이드온</w:t>
       </w:r>
-      <w:proofErr w:type="spellEnd"/>
     </w:p>
     <w:p>
       <w:pPr>
@@ -5408,17 +5008,8 @@
           <w:rFonts w:ascii="맑은 고딕" w:eastAsia="맑은 고딕" w:hAnsi="맑은 고딕" w:hint="eastAsia"/>
           <w:bCs/>
         </w:rPr>
-        <w:t xml:space="preserve"> </w:t>
-      </w:r>
-      <w:proofErr w:type="spellStart"/>
-      <w:r>
-        <w:rPr>
-          <w:rFonts w:ascii="맑은 고딕" w:eastAsia="맑은 고딕" w:hAnsi="맑은 고딕" w:hint="eastAsia"/>
-          <w:bCs/>
-        </w:rPr>
-        <w:t>한익수</w:t>
-      </w:r>
-      <w:proofErr w:type="spellEnd"/>
+        <w:t xml:space="preserve"> 한익수</w:t>
+      </w:r>
       <w:r>
         <w:rPr>
           <w:rFonts w:ascii="맑은 고딕" w:eastAsia="맑은 고딕" w:hAnsi="맑은 고딕"/>
@@ -5482,7 +5073,6 @@
           <w:bCs/>
         </w:rPr>
       </w:pPr>
-      <w:proofErr w:type="spellStart"/>
       <w:r>
         <w:rPr>
           <w:rFonts w:ascii="맑은 고딕" w:eastAsia="맑은 고딕" w:hAnsi="맑은 고딕" w:cs="Arial" w:hint="eastAsia"/>
@@ -5490,7 +5080,6 @@
         </w:rPr>
         <w:t>법인명</w:t>
       </w:r>
-      <w:proofErr w:type="spellEnd"/>
       <w:r>
         <w:rPr>
           <w:rFonts w:ascii="맑은 고딕" w:eastAsia="맑은 고딕" w:hAnsi="맑은 고딕" w:cs="Arial"/>
@@ -13602,7 +13191,7 @@
   <w:num w:numId="5" w16cid:durableId="426657102">
     <w:abstractNumId w:val="21"/>
     <w:lvlOverride w:ilvl="0">
-      <w:lvl w:ilvl="0" w:tplc="81F41426">
+      <w:lvl w:ilvl="0" w:tplc="BED6CF98">
         <w:start w:val="1"/>
         <w:numFmt w:val="decimal"/>
         <w:lvlText w:val="%1."/>
@@ -13634,7 +13223,7 @@
       </w:lvl>
     </w:lvlOverride>
     <w:lvlOverride w:ilvl="1">
-      <w:lvl w:ilvl="1" w:tplc="74BA6804">
+      <w:lvl w:ilvl="1" w:tplc="A3EC2584">
         <w:start w:val="1"/>
         <w:numFmt w:val="upperLetter"/>
         <w:lvlText w:val="%2."/>
@@ -13666,7 +13255,7 @@
       </w:lvl>
     </w:lvlOverride>
     <w:lvlOverride w:ilvl="2">
-      <w:lvl w:ilvl="2" w:tplc="B9882BF6">
+      <w:lvl w:ilvl="2" w:tplc="C6E848F6">
         <w:start w:val="1"/>
         <w:numFmt w:val="lowerRoman"/>
         <w:lvlText w:val="%3."/>
@@ -13698,7 +13287,7 @@
       </w:lvl>
     </w:lvlOverride>
     <w:lvlOverride w:ilvl="3">
-      <w:lvl w:ilvl="3" w:tplc="EAFED8A2">
+      <w:lvl w:ilvl="3" w:tplc="61AA3988">
         <w:start w:val="1"/>
         <w:numFmt w:val="decimal"/>
         <w:lvlText w:val="%4."/>
@@ -13730,7 +13319,7 @@
       </w:lvl>
     </w:lvlOverride>
     <w:lvlOverride w:ilvl="4">
-      <w:lvl w:ilvl="4" w:tplc="4E72CF44">
+      <w:lvl w:ilvl="4" w:tplc="A29264E2">
         <w:start w:val="1"/>
         <w:numFmt w:val="upperLetter"/>
         <w:lvlText w:val="%5."/>
@@ -13762,7 +13351,7 @@
       </w:lvl>
     </w:lvlOverride>
     <w:lvlOverride w:ilvl="5">
-      <w:lvl w:ilvl="5" w:tplc="FE1C1BD0">
+      <w:lvl w:ilvl="5" w:tplc="A7167FC2">
         <w:start w:val="1"/>
         <w:numFmt w:val="lowerRoman"/>
         <w:lvlText w:val="%6."/>
@@ -13794,7 +13383,7 @@
       </w:lvl>
     </w:lvlOverride>
     <w:lvlOverride w:ilvl="6">
-      <w:lvl w:ilvl="6" w:tplc="41884BC8">
+      <w:lvl w:ilvl="6" w:tplc="D284D16C">
         <w:start w:val="1"/>
         <w:numFmt w:val="decimal"/>
         <w:lvlText w:val="%7."/>
@@ -13826,7 +13415,7 @@
       </w:lvl>
     </w:lvlOverride>
     <w:lvlOverride w:ilvl="7">
-      <w:lvl w:ilvl="7" w:tplc="8D9E91F4">
+      <w:lvl w:ilvl="7" w:tplc="D3784E3E">
         <w:start w:val="1"/>
         <w:numFmt w:val="upperLetter"/>
         <w:lvlText w:val="%8."/>
@@ -13858,7 +13447,7 @@
       </w:lvl>
     </w:lvlOverride>
     <w:lvlOverride w:ilvl="8">
-      <w:lvl w:ilvl="8" w:tplc="B5D8D32A">
+      <w:lvl w:ilvl="8" w:tplc="05F4E25A">
         <w:start w:val="1"/>
         <w:numFmt w:val="lowerRoman"/>
         <w:lvlText w:val="%9."/>
@@ -13911,7 +13500,7 @@
   <w:num w:numId="12" w16cid:durableId="269094958">
     <w:abstractNumId w:val="19"/>
     <w:lvlOverride w:ilvl="0">
-      <w:lvl w:ilvl="0" w:tplc="3A8A4A74">
+      <w:lvl w:ilvl="0" w:tplc="85C2F0E0">
         <w:start w:val="1"/>
         <w:numFmt w:val="decimal"/>
         <w:lvlText w:val="%1."/>
@@ -13938,7 +13527,7 @@
       </w:lvl>
     </w:lvlOverride>
     <w:lvlOverride w:ilvl="1">
-      <w:lvl w:ilvl="1" w:tplc="B1E677CC">
+      <w:lvl w:ilvl="1" w:tplc="40C890AC">
         <w:start w:val="1"/>
         <w:numFmt w:val="upperLetter"/>
         <w:lvlText w:val="%2."/>
@@ -13965,7 +13554,7 @@
       </w:lvl>
     </w:lvlOverride>
     <w:lvlOverride w:ilvl="2">
-      <w:lvl w:ilvl="2" w:tplc="4AB6BEFC">
+      <w:lvl w:ilvl="2" w:tplc="A978080E">
         <w:start w:val="1"/>
         <w:numFmt w:val="lowerRoman"/>
         <w:lvlText w:val="%3."/>
@@ -13992,7 +13581,7 @@
       </w:lvl>
     </w:lvlOverride>
     <w:lvlOverride w:ilvl="3">
-      <w:lvl w:ilvl="3" w:tplc="4C82837A">
+      <w:lvl w:ilvl="3" w:tplc="76D09EC0">
         <w:start w:val="1"/>
         <w:numFmt w:val="decimal"/>
         <w:lvlText w:val="%4."/>
@@ -14019,7 +13608,7 @@
       </w:lvl>
     </w:lvlOverride>
     <w:lvlOverride w:ilvl="4">
-      <w:lvl w:ilvl="4" w:tplc="496C02DA">
+      <w:lvl w:ilvl="4" w:tplc="A2842A14">
         <w:start w:val="1"/>
         <w:numFmt w:val="upperLetter"/>
         <w:lvlText w:val="%5."/>
@@ -14046,7 +13635,7 @@
       </w:lvl>
     </w:lvlOverride>
     <w:lvlOverride w:ilvl="5">
-      <w:lvl w:ilvl="5" w:tplc="AB8495DA">
+      <w:lvl w:ilvl="5" w:tplc="90A4455E">
         <w:start w:val="1"/>
         <w:numFmt w:val="lowerRoman"/>
         <w:lvlText w:val="%6."/>
@@ -14073,7 +13662,7 @@
       </w:lvl>
     </w:lvlOverride>
     <w:lvlOverride w:ilvl="6">
-      <w:lvl w:ilvl="6" w:tplc="43D25952">
+      <w:lvl w:ilvl="6" w:tplc="7CB805FA">
         <w:start w:val="1"/>
         <w:numFmt w:val="decimal"/>
         <w:lvlText w:val="%7."/>
@@ -14100,7 +13689,7 @@
       </w:lvl>
     </w:lvlOverride>
     <w:lvlOverride w:ilvl="7">
-      <w:lvl w:ilvl="7" w:tplc="FF3C56D4">
+      <w:lvl w:ilvl="7" w:tplc="96E8C194">
         <w:start w:val="1"/>
         <w:numFmt w:val="upperLetter"/>
         <w:lvlText w:val="%8."/>
@@ -14127,7 +13716,7 @@
       </w:lvl>
     </w:lvlOverride>
     <w:lvlOverride w:ilvl="8">
-      <w:lvl w:ilvl="8" w:tplc="533A5922">
+      <w:lvl w:ilvl="8" w:tplc="D5E2BD52">
         <w:start w:val="1"/>
         <w:numFmt w:val="lowerRoman"/>
         <w:lvlText w:val="%9."/>
@@ -14169,7 +13758,7 @@
   <w:num w:numId="17" w16cid:durableId="1729645066">
     <w:abstractNumId w:val="0"/>
     <w:lvlOverride w:ilvl="0">
-      <w:lvl w:ilvl="0" w:tplc="24A4119A">
+      <w:lvl w:ilvl="0" w:tplc="49D4D8D6">
         <w:start w:val="1"/>
         <w:numFmt w:val="decimal"/>
         <w:lvlText w:val="%1)"/>
@@ -14199,7 +13788,7 @@
       </w:lvl>
     </w:lvlOverride>
     <w:lvlOverride w:ilvl="1">
-      <w:lvl w:ilvl="1" w:tplc="93E41494">
+      <w:lvl w:ilvl="1" w:tplc="35C8CA6C">
         <w:start w:val="1"/>
         <w:numFmt w:val="upperLetter"/>
         <w:lvlText w:val="%2."/>
@@ -14229,7 +13818,7 @@
       </w:lvl>
     </w:lvlOverride>
     <w:lvlOverride w:ilvl="2">
-      <w:lvl w:ilvl="2" w:tplc="B284122A">
+      <w:lvl w:ilvl="2" w:tplc="499EA286">
         <w:start w:val="1"/>
         <w:numFmt w:val="lowerRoman"/>
         <w:lvlText w:val="%3."/>
@@ -14259,7 +13848,7 @@
       </w:lvl>
     </w:lvlOverride>
     <w:lvlOverride w:ilvl="3">
-      <w:lvl w:ilvl="3" w:tplc="5D62EC04">
+      <w:lvl w:ilvl="3" w:tplc="96ACCDB6">
         <w:start w:val="1"/>
         <w:numFmt w:val="decimal"/>
         <w:lvlText w:val="%4."/>
@@ -14289,7 +13878,7 @@
       </w:lvl>
     </w:lvlOverride>
     <w:lvlOverride w:ilvl="4">
-      <w:lvl w:ilvl="4" w:tplc="E286C822">
+      <w:lvl w:ilvl="4" w:tplc="33383E70">
         <w:start w:val="1"/>
         <w:numFmt w:val="upperLetter"/>
         <w:lvlText w:val="%5."/>
@@ -14319,7 +13908,7 @@
       </w:lvl>
     </w:lvlOverride>
     <w:lvlOverride w:ilvl="5">
-      <w:lvl w:ilvl="5" w:tplc="67743068">
+      <w:lvl w:ilvl="5" w:tplc="C4FA5404">
         <w:start w:val="1"/>
         <w:numFmt w:val="lowerRoman"/>
         <w:lvlText w:val="%6."/>
@@ -14349,7 +13938,7 @@
       </w:lvl>
     </w:lvlOverride>
     <w:lvlOverride w:ilvl="6">
-      <w:lvl w:ilvl="6" w:tplc="52F0566E">
+      <w:lvl w:ilvl="6" w:tplc="70085AEC">
         <w:start w:val="1"/>
         <w:numFmt w:val="decimal"/>
         <w:lvlText w:val="%7."/>
@@ -14379,7 +13968,7 @@
       </w:lvl>
     </w:lvlOverride>
     <w:lvlOverride w:ilvl="7">
-      <w:lvl w:ilvl="7" w:tplc="54968590">
+      <w:lvl w:ilvl="7" w:tplc="7F880E50">
         <w:start w:val="1"/>
         <w:numFmt w:val="upperLetter"/>
         <w:lvlText w:val="%8."/>
@@ -14409,7 +13998,7 @@
       </w:lvl>
     </w:lvlOverride>
     <w:lvlOverride w:ilvl="8">
-      <w:lvl w:ilvl="8" w:tplc="878EB5EC">
+      <w:lvl w:ilvl="8" w:tplc="8C74C86C">
         <w:start w:val="1"/>
         <w:numFmt w:val="lowerRoman"/>
         <w:lvlText w:val="%9."/>
@@ -14460,7 +14049,7 @@
   <w:num w:numId="22" w16cid:durableId="673530876">
     <w:abstractNumId w:val="17"/>
     <w:lvlOverride w:ilvl="0">
-      <w:lvl w:ilvl="0" w:tplc="752EDB22">
+      <w:lvl w:ilvl="0" w:tplc="4CCCC71C">
         <w:start w:val="1"/>
         <w:numFmt w:val="bullet"/>
         <w:lvlText w:val="●"/>
@@ -14491,7 +14080,7 @@
       </w:lvl>
     </w:lvlOverride>
     <w:lvlOverride w:ilvl="1">
-      <w:lvl w:ilvl="1" w:tplc="35FEBB76">
+      <w:lvl w:ilvl="1" w:tplc="0FFED83C">
         <w:start w:val="1"/>
         <w:numFmt w:val="bullet"/>
         <w:lvlText w:val="■"/>
@@ -14522,7 +14111,7 @@
       </w:lvl>
     </w:lvlOverride>
     <w:lvlOverride w:ilvl="2">
-      <w:lvl w:ilvl="2" w:tplc="4F92F9D2">
+      <w:lvl w:ilvl="2" w:tplc="2CDEC5C4">
         <w:start w:val="1"/>
         <w:numFmt w:val="bullet"/>
         <w:lvlText w:val="◆"/>
@@ -14553,7 +14142,7 @@
       </w:lvl>
     </w:lvlOverride>
     <w:lvlOverride w:ilvl="3">
-      <w:lvl w:ilvl="3" w:tplc="7EF01DCA">
+      <w:lvl w:ilvl="3" w:tplc="AAFC3B1C">
         <w:start w:val="1"/>
         <w:numFmt w:val="bullet"/>
         <w:lvlText w:val="●"/>
@@ -14584,7 +14173,7 @@
       </w:lvl>
     </w:lvlOverride>
     <w:lvlOverride w:ilvl="4">
-      <w:lvl w:ilvl="4" w:tplc="434AB9E2">
+      <w:lvl w:ilvl="4" w:tplc="00DC5944">
         <w:start w:val="1"/>
         <w:numFmt w:val="bullet"/>
         <w:lvlText w:val="■"/>
@@ -14615,7 +14204,7 @@
       </w:lvl>
     </w:lvlOverride>
     <w:lvlOverride w:ilvl="5">
-      <w:lvl w:ilvl="5" w:tplc="93860FD6">
+      <w:lvl w:ilvl="5" w:tplc="1EEC8CF0">
         <w:start w:val="1"/>
         <w:numFmt w:val="bullet"/>
         <w:lvlText w:val="◆"/>
@@ -14646,7 +14235,7 @@
       </w:lvl>
     </w:lvlOverride>
     <w:lvlOverride w:ilvl="6">
-      <w:lvl w:ilvl="6" w:tplc="05EA4B3C">
+      <w:lvl w:ilvl="6" w:tplc="74B85C30">
         <w:start w:val="1"/>
         <w:numFmt w:val="bullet"/>
         <w:lvlText w:val="●"/>
@@ -14677,7 +14266,7 @@
       </w:lvl>
     </w:lvlOverride>
     <w:lvlOverride w:ilvl="7">
-      <w:lvl w:ilvl="7" w:tplc="BF8298BE">
+      <w:lvl w:ilvl="7" w:tplc="045EC564">
         <w:start w:val="1"/>
         <w:numFmt w:val="bullet"/>
         <w:lvlText w:val="■"/>
@@ -14708,7 +14297,7 @@
       </w:lvl>
     </w:lvlOverride>
     <w:lvlOverride w:ilvl="8">
-      <w:lvl w:ilvl="8" w:tplc="32FC7ADA">
+      <w:lvl w:ilvl="8" w:tplc="421EECFC">
         <w:start w:val="1"/>
         <w:numFmt w:val="bullet"/>
         <w:lvlText w:val="◆"/>
